--- a/templates/TEV.docx
+++ b/templates/TEV.docx
@@ -20,7 +20,7 @@
           <w:rFonts w:ascii="Times New Roman" w:hAnsi="Times New Roman"/>
           <w:u w:val="single"/>
         </w:rPr>
-        <w:t>FAITH KIRSTIE T. YAM</w:t>
+        <w:t>{Officer_Name}</w:t>
       </w:r>
       <w:r>
         <w:rPr>
@@ -468,7 +468,7 @@
               <w:rPr>
                 <w:rFonts w:ascii="Times New Roman" w:hAnsi="Times New Roman"/>
               </w:rPr>
-              <w:t>{Date_Ordered}</w:t>
+              <w:t>{Date_Received}</w:t>
             </w:r>
           </w:p>
         </w:tc>
@@ -841,7 +841,7 @@
           <w:rFonts w:ascii="Times New Roman" w:hAnsi="Times New Roman"/>
           <w:u w:val="single"/>
         </w:rPr>
-        <w:t>FAITH KIRSTIE T. YAM</w:t>
+        <w:t>{Officer_Name}</w:t>
       </w:r>
     </w:p>
     <w:p>
@@ -1427,6 +1427,7 @@
   <w:style w:type="character" w:default="1" w:styleId="DefaultParagraphFont">
     <w:name w:val="Default Paragraph Font"/>
     <w:uiPriority w:val="1"/>
+    <w:semiHidden/>
     <w:unhideWhenUsed/>
   </w:style>
   <w:style w:type="table" w:default="1" w:styleId="TableNormal">
